--- a/frontend/src/廠商投標表單/廠商投標表單/廠商投標文件審查表.docx
+++ b/frontend/src/廠商投標表單/廠商投標表單/廠商投標文件審查表.docx
@@ -100,7 +100,7 @@
                                 <w:sz w:val="20"/>
                                 <w:szCs w:val="20"/>
                               </w:rPr>
-                              <w:t>3</w:t>
+                              <w:t>4</w:t>
                             </w:r>
                             <w:r>
                               <w:rPr>
@@ -113,13 +113,15 @@
                             </w:r>
                             <w:r>
                               <w:rPr>
-                                <w:rFonts w:ascii="標楷體" w:hAnsi="標楷體" w:hint="eastAsia"/>
+                                <w:rFonts w:ascii="標楷體" w:hAnsi="標楷體"/>
                                 <w:color w:val="000000" w:themeColor="text1"/>
                                 <w:sz w:val="20"/>
                                 <w:szCs w:val="20"/>
                               </w:rPr>
-                              <w:t>12</w:t>
+                              <w:t>06</w:t>
                             </w:r>
+                            <w:bookmarkStart w:id="0" w:name="_GoBack"/>
+                            <w:bookmarkEnd w:id="0"/>
                             <w:r>
                               <w:rPr>
                                 <w:rFonts w:ascii="標楷體" w:hAnsi="標楷體" w:hint="eastAsia"/>
@@ -175,7 +177,7 @@
                           <w:sz w:val="20"/>
                           <w:szCs w:val="20"/>
                         </w:rPr>
-                        <w:t>3</w:t>
+                        <w:t>4</w:t>
                       </w:r>
                       <w:r>
                         <w:rPr>
@@ -188,13 +190,15 @@
                       </w:r>
                       <w:r>
                         <w:rPr>
-                          <w:rFonts w:ascii="標楷體" w:hAnsi="標楷體" w:hint="eastAsia"/>
+                          <w:rFonts w:ascii="標楷體" w:hAnsi="標楷體"/>
                           <w:color w:val="000000" w:themeColor="text1"/>
                           <w:sz w:val="20"/>
                           <w:szCs w:val="20"/>
                         </w:rPr>
-                        <w:t>12</w:t>
+                        <w:t>06</w:t>
                       </w:r>
+                      <w:bookmarkStart w:id="1" w:name="_GoBack"/>
+                      <w:bookmarkEnd w:id="1"/>
                       <w:r>
                         <w:rPr>
                           <w:rFonts w:ascii="標楷體" w:hAnsi="標楷體" w:hint="eastAsia"/>
@@ -393,16 +397,7 @@
           <w:rFonts w:ascii="標楷體" w:hAnsi="標楷體" w:hint="eastAsia"/>
           <w:sz w:val="26"/>
         </w:rPr>
-        <w:t>%%標案案</w:t>
-      </w:r>
-      <w:bookmarkStart w:id="0" w:name="_GoBack"/>
-      <w:bookmarkEnd w:id="0"/>
-      <w:r>
-        <w:rPr>
-          <w:rFonts w:ascii="標楷體" w:hAnsi="標楷體" w:hint="eastAsia"/>
-          <w:sz w:val="26"/>
-        </w:rPr>
-        <w:t>號%%</w:t>
+        <w:t>%%標案案號%%</w:t>
       </w:r>
     </w:p>
     <w:p>
@@ -6776,7 +6771,7 @@
 </file>
 
 <file path=customXml/itemProps1.xml><?xml version="1.0" encoding="utf-8"?>
-<ds:datastoreItem xmlns:ds="http://schemas.openxmlformats.org/officeDocument/2006/customXml" ds:itemID="{742781A9-3D5B-4D5B-8796-1A03B38FD38B}">
+<ds:datastoreItem xmlns:ds="http://schemas.openxmlformats.org/officeDocument/2006/customXml" ds:itemID="{CC0D0600-DDC0-4F9B-A859-E8D9CB346AFE}">
   <ds:schemaRefs>
     <ds:schemaRef ds:uri="http://schemas.openxmlformats.org/officeDocument/2006/bibliography"/>
   </ds:schemaRefs>

--- a/frontend/src/廠商投標表單/廠商投標表單/廠商投標文件審查表.docx
+++ b/frontend/src/廠商投標表單/廠商投標表單/廠商投標文件審查表.docx
@@ -120,8 +120,6 @@
                               </w:rPr>
                               <w:t>06</w:t>
                             </w:r>
-                            <w:bookmarkStart w:id="0" w:name="_GoBack"/>
-                            <w:bookmarkEnd w:id="0"/>
                             <w:r>
                               <w:rPr>
                                 <w:rFonts w:ascii="標楷體" w:hAnsi="標楷體" w:hint="eastAsia"/>
@@ -1247,8 +1245,10 @@
                 <w:color w:val="FF0000"/>
                 <w:sz w:val="22"/>
               </w:rPr>
-              <w:t>須蓋投標廠商章及負責人章方為有效</w:t>
-            </w:r>
+              <w:t>投標廠商負責人須簽名或蓋章方為有效</w:t>
+            </w:r>
+            <w:bookmarkStart w:id="0" w:name="_GoBack"/>
+            <w:bookmarkEnd w:id="0"/>
             <w:r>
               <w:rPr>
                 <w:rFonts w:ascii="標楷體" w:hAnsi="標楷體" w:hint="eastAsia"/>
@@ -6771,7 +6771,7 @@
 </file>
 
 <file path=customXml/itemProps1.xml><?xml version="1.0" encoding="utf-8"?>
-<ds:datastoreItem xmlns:ds="http://schemas.openxmlformats.org/officeDocument/2006/customXml" ds:itemID="{CC0D0600-DDC0-4F9B-A859-E8D9CB346AFE}">
+<ds:datastoreItem xmlns:ds="http://schemas.openxmlformats.org/officeDocument/2006/customXml" ds:itemID="{1EE3AFDC-C373-499A-A973-C789661D8534}">
   <ds:schemaRefs>
     <ds:schemaRef ds:uri="http://schemas.openxmlformats.org/officeDocument/2006/bibliography"/>
   </ds:schemaRefs>
